--- a/submission/gerdq_shiyong_yixue/05_数据分析与数据挖掘报告.docx
+++ b/submission/gerdq_shiyong_yixue/05_数据分析与数据挖掘报告.docx
@@ -316,7 +316,14 @@
           <w:rFonts w:ascii="Times New Roman" w:hAnsi="Times New Roman" w:cs="Times New Roman" w:eastAsia="宋体"/>
           <w:sz w:val="21"/>
         </w:rPr>
-        <w:t xml:space="preserve">data_mining/analysis.py</w:t>
+        <w:t xml:space="preserve">stats/code/</w:t>
+      </w:r>
+      <w:r>
+        <w:rPr>
+          <w:rFonts w:hint="eastAsia" w:ascii="Times New Roman" w:hAnsi="Times New Roman" w:cs="Times New Roman" w:eastAsia="宋体"/>
+          <w:sz w:val="21"/>
+        </w:rPr>
+        <w:t xml:space="preserve">中的分析脚本</w:t>
       </w:r>
       <w:r>
         <w:rPr>
@@ -352,10 +359,10 @@
       <w:r>
         <w:rPr>
           <w:rStyle w:val="VerbatimChar"/>
-          <w:rFonts w:ascii="Times New Roman" w:hAnsi="Times New Roman" w:cs="Times New Roman" w:eastAsia="宋体"/>
-          <w:sz w:val="21"/>
-        </w:rPr>
-        <w:t xml:space="preserve">data_mining/results/consistency_audit.csv</w:t>
+          <w:rFonts w:hint="eastAsia" w:ascii="Times New Roman" w:hAnsi="Times New Roman" w:cs="Times New Roman" w:eastAsia="宋体"/>
+          <w:sz w:val="21"/>
+        </w:rPr>
+        <w:t xml:space="preserve">stats/output/checks/一致性核查.csv</w:t>
       </w:r>
       <w:r>
         <w:rPr>
@@ -384,10 +391,10 @@
       <w:r>
         <w:rPr>
           <w:rStyle w:val="VerbatimChar"/>
-          <w:rFonts w:ascii="Times New Roman" w:hAnsi="Times New Roman" w:cs="Times New Roman" w:eastAsia="宋体"/>
-          <w:sz w:val="21"/>
-        </w:rPr>
-        <w:t xml:space="preserve">data_mining/results/reconstructed_score_by_gerd.csv</w:t>
+          <w:rFonts w:hint="eastAsia" w:ascii="Times New Roman" w:hAnsi="Times New Roman" w:cs="Times New Roman" w:eastAsia="宋体"/>
+          <w:sz w:val="21"/>
+        </w:rPr>
+        <w:t xml:space="preserve">stats/output/tables/附表S1_重建的GerdQ总分与GERD交叉分布.csv</w:t>
       </w:r>
       <w:r>
         <w:rPr>
@@ -416,10 +423,10 @@
       <w:r>
         <w:rPr>
           <w:rStyle w:val="VerbatimChar"/>
-          <w:rFonts w:ascii="Times New Roman" w:hAnsi="Times New Roman" w:cs="Times New Roman" w:eastAsia="宋体"/>
-          <w:sz w:val="21"/>
-        </w:rPr>
-        <w:t xml:space="preserve">data_mining/results/results.json</w:t>
+          <w:rFonts w:hint="eastAsia" w:ascii="Times New Roman" w:hAnsi="Times New Roman" w:cs="Times New Roman" w:eastAsia="宋体"/>
+          <w:sz w:val="21"/>
+        </w:rPr>
+        <w:t xml:space="preserve">stats/output/tables/统计表汇总.xlsx</w:t>
       </w:r>
       <w:r>
         <w:rPr>
@@ -451,7 +458,7 @@
           <w:rFonts w:ascii="Times New Roman" w:hAnsi="Times New Roman" w:cs="Times New Roman" w:eastAsia="宋体"/>
           <w:sz w:val="21"/>
         </w:rPr>
-        <w:t xml:space="preserve">data_mining/figures/</w:t>
+        <w:t xml:space="preserve">stats/output/figures/</w:t>
       </w:r>
       <w:r>
         <w:rPr>
@@ -3189,7 +3196,14 @@
           <w:rFonts w:hint="eastAsia" w:ascii="Times New Roman" w:hAnsi="Times New Roman" w:cs="Times New Roman" w:eastAsia="宋体"/>
           <w:sz w:val="21"/>
         </w:rPr>
-        <w:t xml:space="preserve">₁为9分，与原文报告的“10（9，12）分”一致。GERD比例随分值升高而增加（趋势χ²=9.12，</w:t>
+        <w:t xml:space="preserve">₁为9分，与原文报告的“10（9，12）分”一致。GERD比例随分值升高而增加（Cochran-Armitage</w:t>
+      </w:r>
+      <w:r>
+        <w:rPr>
+          <w:rFonts w:ascii="Times New Roman" w:hAnsi="Times New Roman" w:cs="Times New Roman" w:eastAsia="宋体"/>
+          <w:sz w:val="21"/>
+        </w:rPr>
+        <w:t xml:space="preserve"> </w:t>
       </w:r>
       <w:r>
         <w:rPr>
@@ -3198,6 +3212,22 @@
           <w:iCs/>
           <w:sz w:val="21"/>
         </w:rPr>
+        <w:t xml:space="preserve">Z</w:t>
+      </w:r>
+      <w:r>
+        <w:rPr>
+          <w:rFonts w:hint="eastAsia" w:ascii="Times New Roman" w:hAnsi="Times New Roman" w:cs="Times New Roman" w:eastAsia="宋体"/>
+          <w:sz w:val="21"/>
+        </w:rPr>
+        <w:t xml:space="preserve">=3.07，</w:t>
+      </w:r>
+      <w:r>
+        <w:rPr>
+          <w:rFonts w:ascii="Times New Roman" w:hAnsi="Times New Roman" w:cs="Times New Roman" w:eastAsia="宋体"/>
+          <w:i/>
+          <w:iCs/>
+          <w:sz w:val="21"/>
+        </w:rPr>
         <w:t xml:space="preserve">P</w:t>
       </w:r>
       <w:r>
@@ -3205,7 +3235,7 @@
           <w:rFonts w:hint="eastAsia" w:ascii="Times New Roman" w:hAnsi="Times New Roman" w:cs="Times New Roman" w:eastAsia="宋体"/>
           <w:sz w:val="21"/>
         </w:rPr>
-        <w:t xml:space="preserve">=0.003）。按重建分布计算的AUC为0.700，DeLong法95%CI为0.579~0.821，与原文Bootstrap所得的0.580~0.819几乎相同。</w:t>
+        <w:t xml:space="preserve">=0.002）。按重建分布计算的AUC为0.700，DeLong法95%CI为0.579~0.821，与原文Bootstrap所得的0.580~0.819几乎相同。</w:t>
       </w:r>
     </w:p>
     <w:bookmarkEnd w:id="12"/>
@@ -7119,7 +7149,7 @@
           <w:rFonts w:hint="eastAsia" w:ascii="Times New Roman" w:hAnsi="Times New Roman" w:cs="Times New Roman" w:eastAsia="宋体"/>
           <w:sz w:val="21"/>
         </w:rPr>
-        <w:t xml:space="preserve">结果中新增3项内容：GerdQ分层似然比（新表4、新图6），不同诊断路径的GerdQ≥10分比例和症状改善率（新图7），以及PPI试验与4周疗效的一致性分析。</w:t>
+        <w:t xml:space="preserve">结果中新增3项内容：GerdQ分层似然比（新表4、图3B），不同诊断路径的GerdQ≥10分比例和症状改善率（图4B），以及PPI试验与4周疗效的一致性分析（图4C）。</w:t>
       </w:r>
     </w:p>
     <w:p>
